--- a/example_articles/countries/Italy/6.countries_Italy_Other_publisher.docx
+++ b/example_articles/countries/Italy/6.countries_Italy_Other_publisher.docx
@@ -27,17 +27,17 @@
     </w:p>
     <w:p>
       <w:r>
-        <w:t>Source File: Other publishers/Files (500) (7).DOCX</w:t>
+        <w:t>Source file: Other publishers/Files (500) (7).DOCX</w:t>
       </w:r>
     </w:p>
     <w:p>
       <w:r>
-        <w:t>Raw locations result: ['Italy']</w:t>
+        <w:t>Raw locations result, 'locations': ['Italy']</w:t>
       </w:r>
     </w:p>
     <w:p>
       <w:r>
-        <w:t>countries_stand_flat (Standardized): Italy</w:t>
+        <w:t>Standardized locations result, 'countries_stand_flat': Italy</w:t>
       </w:r>
     </w:p>
     <w:p>

--- a/example_articles/countries/Italy/6.countries_Italy_Other_publisher.docx
+++ b/example_articles/countries/Italy/6.countries_Italy_Other_publisher.docx
@@ -7,7 +7,7 @@
         <w:pStyle w:val="Heading1"/>
       </w:pPr>
       <w:r>
-        <w:t>WORK-BOOTED TROUPE TAPS INTO AUSSIE ROOTS / 'TAP DOGS' IS A FAST, HIGH-ENERGY REVUE BORN OF THE WORKING CLASS AND FUELED BY TESTOSTERONE.</w:t>
+        <w:t>BREAKDOWN HELPS POLICE MAKE RECORD DRUG SEIZURE</w:t>
       </w:r>
     </w:p>
     <w:p>
@@ -17,17 +17,17 @@
     </w:p>
     <w:p>
       <w:r>
-        <w:t>Date: 1997-01-26</w:t>
+        <w:t>Date: 1994-03-08</w:t>
       </w:r>
     </w:p>
     <w:p>
       <w:r>
-        <w:t>Section: FEATURES ARTS &amp; ENTERTAINMENT; Pg. F01</w:t>
+        <w:t>Section: NEWS,</w:t>
       </w:r>
     </w:p>
     <w:p>
       <w:r>
-        <w:t>Source file: Other publishers/Files (500) (7).DOCX</w:t>
+        <w:t>Source file: Other publishers/Files (500) (18).DOCX</w:t>
       </w:r>
     </w:p>
     <w:p>
@@ -49,89 +49,41 @@
     </w:p>
     <w:p>
       <w:r>
-        <w:t>You know that Tap Dogs is not your typical tap-dance revue from the first minute of the show when Dein Perry, its originator, appears on stage in blue jeans and a flannel shirt.</w:t>
+        <w:t>The tractor-trailer was headed down a quiet street of small factories just outside the industrial city of Turin when it broke down.</w:t>
         <w:br/>
-        <w:t>This is a costume? you think.</w:t>
+        <w:t>As a passing farmer stopped to help, dozens of Carabinieri paramilitary police pulled up, fired warning shots into the air and accomplished the largest cocaine seizure in Europe, officials said Monday.</w:t>
         <w:br/>
-        <w:t>Then Perry starts dancing - a machine-gun fusillade of amplified taps on the microphone-wired wooden floor. He hops, he spins, he moves his feet with a blinding rapidity, clicking quick as a hummingbird's wing, moving over the stage with a sinewy, muscular grace, making you forget every tuxedoed suavester ever to gallivant with an umbrella.</w:t>
+        <w:t>Twelve people were arrested, several of them linked to the Mafia, and 5 1/2 tons of cocaine was confiscated. The cocaine was bound from Colombia to Italian and European markets.</w:t>
         <w:br/>
-        <w:t>You are further reminded that Tap Dogs isn't your standard show in the very next scene, when, at the end of an extended visual pun, one dancer relieves himself on stage.</w:t>
+        <w:t>The seizure Saturday evening was further evidence of the growing ties between organized crime groups in the South American country, which provide the cocaine, and the Italian Mafia, which refines and distributes it in Europe.</w:t>
         <w:br/>
-        <w:t>OK, it isn't, we hope, an actual act of urination. But at the end of a witty bit in which the audience sees a line of men doing a complicated routine behind a curtain that swaths them from head to mid-thigh, there is an unzipping sound, and a splash, and it looks for all the world as if we've been observing five rough-hewn guys in jeans or cutoff shorts dancing - and dancing brilliantly - in a downscale men's room.</w:t>
+        <w:t>"This has the signature of the Cali cartel - the container right through the ports," spokesman Jim Shedd of the U.S. Drug Enforcement Administration said in Miami.</w:t>
         <w:br/>
-        <w:t>This isn't 42nd Street, and these dancers sure aren't Fred Astaire. You won't find any top hats and tails in this show - no sequins, no canes, and definitely no dames. Tap Dogs is an all-male affair, and the fellas - six of them in all - are all Australian, and make much of their working-class roots. The show's creator, Dein Perry, worked as a machinist for five years before devoting himself to showbiz full time. Dancer Drew Kaluski spent seven years painting houses until Perry came calling, and, the show's program notes, "also holds a license as a security guard."</w:t>
+        <w:t>Italian and U.S. officials gave this restricted account Monday of the raid:</w:t>
         <w:br/>
-        <w:t>The bare-bones set is high-tech urban wasteland; the music is a percussive, bone-shaking, bass-heavy blare; and the look is uber-butch. The dancers perform in heavy leather Blundstone work boots, jeans and flannel shirts and tank-tops, until about 30 minutes into the show when they really get going and the flannels get wrapped around their waists, and, eventually, even the sweat-soaked tank-tops get tossed offstage.</w:t>
+        <w:t>In January a freighter called the Cartagena de Indias left Colombia.</w:t>
         <w:br/>
-        <w:t>There's no dialogue, no lyrics, barely a plot to speak of (the dancers, "playing" construction workers, build a set under Perry's scrutiny, with breaks for solos and other assorted mischief). There's no underlying social message, a la Bring in da Noise, Bring in da Funk, in which a young black man taps out a history of oppression.</w:t>
+        <w:t>An informant tipped the DEA that a huge quantity of cocaine was secreted in a container of shoes aboard the ship. He described the container in detail, including its registration number.</w:t>
         <w:br/>
-        <w:t>Mostly, the show is 80 minutes or so of high-energy, fast, furious, fun - and very sexy - dancing. 'Testosterone tap,' as the British press dubbed it.</w:t>
+        <w:t>The DEA in Miami passed this information on to Italian authorities.</w:t>
         <w:br/>
-        <w:t>The Dogs dance on steel girders, splash through troughs of water, perform with basketballs or ropes or welding equipment, in routines that look as though they could, at any minute, devolve into pornography, or a third-rate Village-People-do-construction-workers parody. (Sweaty, shirtless, super-buff dancing in scanty cut-offs, work boots and welders' masks . . . given all that, it's no surprise that the Dogs are huge on the Internet, and count both young women and gay men among their repeat viewers.)</w:t>
+        <w:t>The ship reached Genoa weeks ago and the container was transferred to a Genoa warehouse, remaining there until a tractor-trailer picked it up.</w:t>
         <w:br/>
-        <w:t>The show originated when Perry landed a grant from an Australian arts council and recruited fellow cast members from 42nd Street to become Tap Brothers, a forerunner of the current Dogs. In 1995, Perry's show Hot Shoe Shuffle took the London theater crowd by storm. In January of '95, the Tap Dogs debuted in Sydney. By last summer, they were playing the avant-garde Edinburgh Festival. And in September, the Dogs began their U.S. tour in L.A. - a tour that will end this spring in New York, after many hard days of dancing ("It's like playing a football game every night," said one), and hard nights out on the town.</w:t>
+        <w:t>Police kept the container under surveillance while tracing it to Borgaro Torinese, a working-class suburb of Turin with about 10,000 residents.</w:t>
         <w:br/>
-        <w:t>You're thinking Bruce Springsteen in tap shoes; an MTV fantasia of untrained working-Joe plumbers and painters dropping their trousers and tool belts to spin and shuffle on stage.</w:t>
+        <w:t>The truck was about to enter a former wheel factory on Via America when the agents pounced. Among those arrested was a man escorting the truck in a car with his 11-year-old daughter, Italian news reports said.</w:t>
         <w:br/>
-        <w:t>But that's only part of the picture. Despite their working-class credentials (They drink! They smoke! When you hear them off-stage, they sound like extras in a Foster's lager commercial!), this isn't amateur hour, and these guys are trained, skilled, schooled professionals who have won awards for their dancing, who have studied tap for years, who have even, in three cases, appeared in . . . 42nd Street.</w:t>
+        <w:t>Those arrested apparently were headed for a warehouse at the former factory. Police detained two men who rented the warehouse.</w:t>
         <w:br/>
-        <w:t>"I don't really think it's testosterone tap," said Jason Yudoff, one of the show's two on-stage musicians, who has a BFA from Montclair State University in New Jersey, and was the first American added to the cast. "I think it's six talented guys tapping. But the critics get all concerned with them looking sexy, and the talent gets overlooked."</w:t>
+        <w:t>"We fired for intimidatory purposes. They didn't return fire. Some tried to run, but when they heard shots they stopped," a Carabinieri major in Milan said.</w:t>
         <w:br/>
-        <w:t>If, indeed, their talent is getting overlooked in favor of their pumped pecs and ripped abs and hard-muscled thighs, the Dogs themselves seem pretty much at peace with it.</w:t>
+        <w:t>He said those arrested were unarmed, but an Italian liaison official described the gunfire as a "shootout." No one was reported wounded.</w:t>
         <w:br/>
-        <w:t>"I call it industrial-strength tap," said Darren Disney, who's a dead ringer for the Speed era Keanu Reeves, with long black hair and a torso suitable for sculpting. He's usually the first of the troop to doff his shirt during performances. "It's rock-and-roll theater of the '90s."</w:t>
+        <w:t>Officials said the seizure surpassed the previous record in Europe - 2,000 kilograms (4,400 pounds) found in Holland two years ago.</w:t>
         <w:br/>
-        <w:t>And does being viewed as a hunk of prime beef from Down Under bother Disney at all?</w:t>
+        <w:t>The largest seizure of smuggled cocaine in the world remains 21.4 tons found in a warehouse in Sylmar, outside Los Angeles, in 1989.</w:t>
         <w:br/>
-        <w:t>"I get hassled about that," he says, smiling modestly. "But it's not a pose-y thing. It's hot up there."</w:t>
-        <w:br/>
-        <w:t>* What does it take to be a Tap Dog?</w:t>
-        <w:br/>
-        <w:t>The 18 men - and one gutsy young woman - who have braved Chicago's slippery streets on this Wednesday morning to audition for a second Tap Dog troupe, are going to find out.</w:t>
-        <w:br/>
-        <w:t>Perry, clad in green suede sneakers, jeans and a rugby blazer, sits behind a table in a dance studio at Chicago's High School for the Performing Arts. The dancers warm up in front of him, wearing everything from overalls and T-shirts to sweatpants and form-fitting tank tops, accessorized with caps, necklaces and various piercings.</w:t>
-        <w:br/>
-        <w:t>These are young dancers, most with only local performances under their belts. Their resumes list such experiences as teaching at Dorothy's Dance Unlimited in Schaumburg. Some have professional photographs, some have 5-by-7 shots from home; at least one 17-year-old has his mother waiting in the chilly hallway; most have left the space for "Agent" blank on Perry's form.</w:t>
-        <w:br/>
-        <w:t>Billy Burke, one of the original dancers, a veteran of an Australian ballet company, numerous stage shows and the movie Swing Kids, teaches them a routine - a complicated series of forward steps, side steps, stomps and turns. Instruction takes the better part of an hour; when complete, the whole routine will last just 40 seconds.</w:t>
-        <w:br/>
-        <w:t>As Perry watches, chewing thoughtfully on a brown plastic coffee stirrer, they go through the routine again and again. "I just want them to get it down," says the director. "Then we'll look at their feet."</w:t>
-        <w:br/>
-        <w:t>They do the routine in pairs, the two understudies assisting. Then in pairs, alone. Some complete the whole thing flawlessly. Others lose it somewhere in the middle. The lone female, Tonya Kay Linebrink, who lists among her credentials "Chicago Honey Bear Dancer, 1996-97," does well, even though she's got taps only on the back of her boots.</w:t>
-        <w:br/>
-        <w:t>After an hour and a half, Perry cuts the group in half. An assistant shoots their pictures with a disposable camera. The 16-year-old swing dancer from Tap Dogs flirts with Tonya Kay.</w:t>
-        <w:br/>
-        <w:t>The auditioners dance in a circle, giving Perry eight beats of their best stuff. They do pullbacks, flinging their arms and legs wide, propelling themselves backward across the floor (one hapless guy crashes into a mirror.).</w:t>
-        <w:br/>
-        <w:t>Perry watches, and watches, sometimes taking to the floor to demonstrate a step, stomping hard in his sneakers for the proper supercharged rhythms. "Nice and heavy," he tells them. "Drive it."</w:t>
-        <w:br/>
-        <w:t>Finally, after more than two hours, the dancers are thanked and sent home. Perry was impressed with the dancing, but not so much the types. "I'm looking for older guys, and these guys were really young," he says, explaining that patrons don't want to look at a bunch of kids (tap puppies?) on stage.</w:t>
-        <w:br/>
-        <w:t>And what's it like to be a Tap Dog?</w:t>
-        <w:br/>
-        <w:t>Perry sighs a little bit. "It's just a show," he says. "We work pretty hard. What's it like? We're always tired."</w:t>
-        <w:br/>
-        <w:t>IF YOU GO * Tap Dogs opens at 8 p.m. Tuesday at the Merriam Theater, 250 S. Broad St., and runs through next Sunday. Tickets: $24.50-$41.50. Information: 215-732-5446.</w:t>
-        <w:br/>
-        <w:br/>
-        <w:t>Notes</w:t>
-        <w:br/>
-        <w:br/>
-        <w:t>Opening Tuesday: Dance</w:t>
-        <w:br/>
-        <w:br/>
-        <w:t>Graphic</w:t>
-        <w:br/>
-        <w:br/>
-        <w:t xml:space="preserve"> </w:t>
-        <w:br/>
-        <w:t>PHOTO;</w:t>
-        <w:br/>
-        <w:t>PHOTO</w:t>
-        <w:br/>
-        <w:t>With breaks for solos, "Tap Dogs" dancers perform on girders. They also take on ropes, basketballs and welding equipment.</w:t>
-        <w:br/>
-        <w:t>With its dancers clad in jeans, "Tap Dogs" isn't your usual revue. Creator Dein Perry toiled as a machinist for five years.</w:t>
+        <w:t>The 11-year-old girl was handed over to her grandparents for the time being. The farmer was not charged.</w:t>
       </w:r>
     </w:p>
     <w:sectPr>

--- a/example_articles/countries/Italy/6.countries_Italy_Other_publisher.docx
+++ b/example_articles/countries/Italy/6.countries_Italy_Other_publisher.docx
@@ -7,7 +7,7 @@
         <w:pStyle w:val="Heading1"/>
       </w:pPr>
       <w:r>
-        <w:t>BREAKDOWN HELPS POLICE MAKE RECORD DRUG SEIZURE</w:t>
+        <w:t>'Orgasmo Adulto' at the Loring is a bit passe</w:t>
       </w:r>
     </w:p>
     <w:p>
@@ -17,17 +17,17 @@
     </w:p>
     <w:p>
       <w:r>
-        <w:t>Date: 1994-03-08</w:t>
+        <w:t>Date: 1993-08-17</w:t>
       </w:r>
     </w:p>
     <w:p>
       <w:r>
-        <w:t>Section: NEWS,</w:t>
+        <w:t>Section: Variety; Pg. 3E</w:t>
       </w:r>
     </w:p>
     <w:p>
       <w:r>
-        <w:t>Source file: Other publishers/Files (500) (18).DOCX</w:t>
+        <w:t>Source file: Other publishers/Files (500) (21).DOCX</w:t>
       </w:r>
     </w:p>
     <w:p>
@@ -49,41 +49,33 @@
     </w:p>
     <w:p>
       <w:r>
-        <w:t>The tractor-trailer was headed down a quiet street of small factories just outside the industrial city of Turin when it broke down.</w:t>
+        <w:t>The most intriguing aspect of "Orgasmo Adulto Escapes from the Zoo," a late-night offering at the Loring Playhouse, is its title.</w:t>
         <w:br/>
-        <w:t>As a passing farmer stopped to help, dozens of Carabinieri paramilitary police pulled up, fired warning shots into the air and accomplished the largest cocaine seizure in Europe, officials said Monday.</w:t>
+        <w:t xml:space="preserve"> In other respects the Dario Fo-Franca Rame monologues, urging working class women to follow their own courses in life, are dated and aimed at the wrong audience.</w:t>
         <w:br/>
-        <w:t>Twelve people were arrested, several of them linked to the Mafia, and 5 1/2 tons of cocaine was confiscated. The cocaine was bound from Colombia to Italian and European markets.</w:t>
+        <w:t xml:space="preserve"> The husband and wife team of Fo and Rame are the Italian equivalents of the San Francisco Mime Troupe and other political, guerrilla troupes of the 1960s. They see theater as a tool of illumination and reformation and favor the direct assault over subtle persuasion.</w:t>
         <w:br/>
-        <w:t>The seizure Saturday evening was further evidence of the growing ties between organized crime groups in the South American country, which provide the cocaine, and the Italian Mafia, which refines and distributes it in Europe.</w:t>
+        <w:t>"Orgasmo Adulto" consists of nine monologues that can be performed in any number of permutations and combinations on bare stages, factory floors and street stages. The three chosen by Prickly Heat Productions for the Loring show are similar in style and message.</w:t>
         <w:br/>
-        <w:t>"This has the signature of the Cali cartel - the container right through the ports," spokesman Jim Shedd of the U.S. Drug Enforcement Administration said in Miami.</w:t>
+        <w:t xml:space="preserve"> The style is monologue with actresses Denise Sumpter Foy, Claudia Wilkens and Signe Anderson - each donning the clothes of an oppressed woman and spinning her thoughts and story onto the stage. The message is consistent. Women are oppressed by society in general and men in particular. They have to do all the work at home while their husbands sleep and watch TV. When they bolt the home, they are chased down like fugitives and returned to husband and children. They must be responsible for birth control and must bear the costs of unwanted pregnancies while men escape untouched.</w:t>
         <w:br/>
-        <w:t>Italian and U.S. officials gave this restricted account Monday of the raid:</w:t>
+        <w:t xml:space="preserve"> Fo and Rame aimed their messages at factory workers and their loutish mates. I doubt if they were very concerned with the plight of the upwardly mobile lasses making 75 grand a year and complaining about being oppressed. For better or worse, I don't think you will find many of their targets in Twin Cities audiences.</w:t>
         <w:br/>
-        <w:t>In January a freighter called the Cartagena de Indias left Colombia.</w:t>
+        <w:t xml:space="preserve"> The times have also, to a large degree, passed this play by. One only has to watch "A . . . My Name Is Still Alice," to realize that women today have bypassed loutish mates. Now their problems are their own. How to balance work and motherhood. Whether independence is worth the price needed to pay for it. These concerns are in the distant future for the women in Fo and Rame's piece.</w:t>
         <w:br/>
-        <w:t>An informant tipped the DEA that a huge quantity of cocaine was secreted in a container of shoes aboard the ship. He described the container in detail, including its registration number.</w:t>
+        <w:t xml:space="preserve"> The results is that no matter how laudable the intentions of its maker, "Orgasmo Adulto" is heavy-handed, misdirected agitprop that has far too little humor to make up for its earnestness.</w:t>
         <w:br/>
-        <w:t>The DEA in Miami passed this information on to Italian authorities.</w:t>
+        <w:t xml:space="preserve"> This is to take nothing away from the performances of the three actresses performing the play, especially Wilkens and Albertson. Wilkens plays a middle-aged woman who has taken refuge in a church to escape the minions of the law who intend to return her to the marital home she has fled. There is a winning sense of irony and good-nature as Wilkens tells this sad tale.</w:t>
         <w:br/>
-        <w:t>The ship reached Genoa weeks ago and the container was transferred to a Genoa warehouse, remaining there until a tractor-trailer picked it up.</w:t>
+        <w:t xml:space="preserve"> Albertson gives a rich performance as she probes the dilemma of a young woman who yearns for love but is overwhelmed by the need to control its every incident in order to avoid pregnancy. There is a dignity and strength in this performance that flower when the woman decides to take full command of her body and her life.</w:t>
         <w:br/>
-        <w:t>Police kept the container under surveillance while tracing it to Borgaro Torinese, a working-class suburb of Turin with about 10,000 residents.</w:t>
         <w:br/>
-        <w:t>The truck was about to enter a former wheel factory on Via America when the agents pounced. Among those arrested was a man escorting the truck in a car with his 11-year-old daughter, Italian news reports said.</w:t>
+        <w:t>Graphic</w:t>
         <w:br/>
-        <w:t>Those arrested apparently were headed for a warehouse at the former factory. Police detained two men who rented the warehouse.</w:t>
         <w:br/>
-        <w:t>"We fired for intimidatory purposes. They didn't return fire. Some tried to run, but when they heard shots they stopped," a Carabinieri major in Milan said.</w:t>
+        <w:t xml:space="preserve"> </w:t>
         <w:br/>
-        <w:t>He said those arrested were unarmed, but an Italian liaison official described the gunfire as a "shootout." No one was reported wounded.</w:t>
-        <w:br/>
-        <w:t>Officials said the seizure surpassed the previous record in Europe - 2,000 kilograms (4,400 pounds) found in Holland two years ago.</w:t>
-        <w:br/>
-        <w:t>The largest seizure of smuggled cocaine in the world remains 21.4 tons found in a warehouse in Sylmar, outside Los Angeles, in 1989.</w:t>
-        <w:br/>
-        <w:t>The 11-year-old girl was handed over to her grandparents for the time being. The farmer was not charged.</w:t>
+        <w:t>Photograph</w:t>
       </w:r>
     </w:p>
     <w:sectPr>

--- a/example_articles/countries/Italy/6.countries_Italy_Other_publisher.docx
+++ b/example_articles/countries/Italy/6.countries_Italy_Other_publisher.docx
@@ -7,7 +7,7 @@
         <w:pStyle w:val="Heading1"/>
       </w:pPr>
       <w:r>
-        <w:t>'Orgasmo Adulto' at the Loring is a bit passe</w:t>
+        <w:t>'THE BICYCLE THIEF': A HAUNTING CLASSIC OF ITALIAN NEOREALISM FROM 1948</w:t>
       </w:r>
     </w:p>
     <w:p>
@@ -17,17 +17,17 @@
     </w:p>
     <w:p>
       <w:r>
-        <w:t>Date: 1993-08-17</w:t>
+        <w:t>Date: 1998-11-13</w:t>
       </w:r>
     </w:p>
     <w:p>
       <w:r>
-        <w:t>Section: Variety; Pg. 3E</w:t>
+        <w:t>Section: FEATURES WEEKEND; Pg. 12</w:t>
       </w:r>
     </w:p>
     <w:p>
       <w:r>
-        <w:t>Source file: Other publishers/Files (500) (21).DOCX</w:t>
+        <w:t>Source file: Other publishers/Files (500) (12).DOCX</w:t>
       </w:r>
     </w:p>
     <w:p>
@@ -49,25 +49,19 @@
     </w:p>
     <w:p>
       <w:r>
-        <w:t>The most intriguing aspect of "Orgasmo Adulto Escapes from the Zoo," a late-night offering at the Loring Playhouse, is its title.</w:t>
+        <w:t>Film schools and scholars will hold up Vittorio De Sica's The Bicycle Thief (* * * * ) as a landmark of cinema, the seminal work in the Italian neorealist movement - and, to be sure, this spare, haunting 1948 masterpiece is all of that. But forget the critic-y appraisals and movie history significance for a minute, and just get caught up in this desperately sad, wonderfully involving tale: A poor, out-of-work Italian finally lands a job, enabling him to support his wife and son, when a punk comes along and steals his bicycle - which is essential to his job.</w:t>
         <w:br/>
-        <w:t xml:space="preserve"> In other respects the Dario Fo-Franca Rame monologues, urging working class women to follow their own courses in life, are dated and aimed at the wrong audience.</w:t>
+        <w:t>And so Antonio (the wiry, chiseled Lamberto Maggiorani) sets out across Rome, accompanied by his boy (Enzo Staiola), in pursuit of the thief and his cycle. Shot in black-and-white and using a cast of non-actors, The Bicycle Thief is real, unflinching drama.</w:t>
         <w:br/>
-        <w:t xml:space="preserve"> The husband and wife team of Fo and Rame are the Italian equivalents of the San Francisco Mime Troupe and other political, guerrilla troupes of the 1960s. They see theater as a tool of illumination and reformation and favor the direct assault over subtle persuasion.</w:t>
+        <w:t>Receiving a theatrical re-release on the occasion of its 50th anniversary, De Sica's film offers a heartbreaking examination of the human condition and of the family legacies - good and bad - handed from generation to generation, and a dazzling tour of working-class Rome in the time just after the war. The beautiful irony of the film's title, too, becomes, in the end, painfully, poignantly clear.</w:t>
         <w:br/>
-        <w:t>"Orgasmo Adulto" consists of nine monologues that can be performed in any number of permutations and combinations on bare stages, factory floors and street stages. The three chosen by Prickly Heat Productions for the Loring show are similar in style and message.</w:t>
+        <w:t>Showing at the Roxy.</w:t>
         <w:br/>
-        <w:t xml:space="preserve"> The style is monologue with actresses Denise Sumpter Foy, Claudia Wilkens and Signe Anderson - each donning the clothes of an oppressed woman and spinning her thoughts and story onto the stage. The message is consistent. Women are oppressed by society in general and men in particular. They have to do all the work at home while their husbands sleep and watch TV. When they bolt the home, they are chased down like fugitives and returned to husband and children. They must be responsible for birth control and must bear the costs of unwanted pregnancies while men escape untouched.</w:t>
         <w:br/>
-        <w:t xml:space="preserve"> Fo and Rame aimed their messages at factory workers and their loutish mates. I doubt if they were very concerned with the plight of the upwardly mobile lasses making 75 grand a year and complaining about being oppressed. For better or worse, I don't think you will find many of their targets in Twin Cities audiences.</w:t>
+        <w:t>Notes</w:t>
         <w:br/>
-        <w:t xml:space="preserve"> The times have also, to a large degree, passed this play by. One only has to watch "A . . . My Name Is Still Alice," to realize that women today have bypassed loutish mates. Now their problems are their own. How to balance work and motherhood. Whether independence is worth the price needed to pay for it. These concerns are in the distant future for the women in Fo and Rame's piece.</w:t>
         <w:br/>
-        <w:t xml:space="preserve"> The results is that no matter how laudable the intentions of its maker, "Orgasmo Adulto" is heavy-handed, misdirected agitprop that has far too little humor to make up for its earnestness.</w:t>
-        <w:br/>
-        <w:t xml:space="preserve"> This is to take nothing away from the performances of the three actresses performing the play, especially Wilkens and Albertson. Wilkens plays a middle-aged woman who has taken refuge in a church to escape the minions of the law who intend to return her to the marital home she has fled. There is a winning sense of irony and good-nature as Wilkens tells this sad tale.</w:t>
-        <w:br/>
-        <w:t xml:space="preserve"> Albertson gives a rich performance as she probes the dilemma of a young woman who yearns for love but is overwhelmed by the need to control its every incident in order to avoid pregnancy. There is a dignity and strength in this performance that flower when the woman decides to take full command of her body and her life.</w:t>
+        <w:t>Art Films</w:t>
         <w:br/>
         <w:br/>
         <w:t>Graphic</w:t>
@@ -75,7 +69,11 @@
         <w:br/>
         <w:t xml:space="preserve"> </w:t>
         <w:br/>
-        <w:t>Photograph</w:t>
+        <w:t>PHOTO;</w:t>
+        <w:br/>
+        <w:t>PHOTO</w:t>
+        <w:br/>
+        <w:t>Lamberto Maggiorani is the head of a poor family and Enzo Staiola is his son in Vittorio De Sica's masterpiece.</w:t>
       </w:r>
     </w:p>
     <w:sectPr>
